--- a/04_JobKitAI/output/naukri/PwC_Senior_Associate_QA_Automation_Data_Analytics_Vishnudeep_Jayam.docx
+++ b/04_JobKitAI/output/naukri/PwC_Senior_Associate_QA_Automation_Data_Analytics_Vishnudeep_Jayam.docx
@@ -68,7 +68,7 @@
         </w:rPr>
         <w:t xml:space="preserve">  •  </w:t>
       </w:r>
-      <w:hyperlink w:history="1" r:id="rIdqdvkpxqdoznoqpotlzdhc">
+      <w:hyperlink w:history="1" r:id="rIdpmfotwiw1s7wbfx0xlysp">
         <w:r>
           <w:rPr>
             <w:rFonts w:ascii="Calibri" w:cs="Calibri" w:eastAsia="Calibri" w:hAnsi="Calibri"/>
@@ -160,7 +160,7 @@
           <w:sz w:val="20"/>
           <w:szCs w:val="20"/>
         </w:rPr>
-        <w:t xml:space="preserve"> of experience across UI and API test automation — from tool selection and framework design to script development, suite execution, and defect reporting. </w:t>
+        <w:t xml:space="preserve"> of experience across UI and API test automation — from tool selection and framework design through script development, suite execution, and defect reporting. </w:t>
       </w:r>
       <w:r>
         <w:rPr>
@@ -171,7 +171,7 @@
           <w:highlight w:val="yellow"/>
           <w:highlightCs w:val="yellow"/>
         </w:rPr>
-        <w:t xml:space="preserve">designed Selenium + Java + TestNG automation frameworks across e-commerce, automotive, and enterprise web platforms</w:t>
+        <w:t xml:space="preserve">Designed Selenium + Java + TestNG automation frameworks across e-commerce, automotive, and enterprise web platforms</w:t>
       </w:r>
       <w:r>
         <w:rPr>
@@ -191,7 +191,7 @@
           <w:highlight w:val="yellow"/>
           <w:highlightCs w:val="yellow"/>
         </w:rPr>
-        <w:t xml:space="preserve">embedded automated suites into CI/CD pipelines using Jenkins, Gradle, Maven, and Travis CI</w:t>
+        <w:t xml:space="preserve">Embedded automated suites into CI/CD pipelines using Jenkins, Gradle, Maven, and Travis CI</w:t>
       </w:r>
       <w:r>
         <w:rPr>
@@ -236,7 +236,7 @@
           <w:sz w:val="20"/>
           <w:szCs w:val="20"/>
         </w:rPr>
-        <w:t xml:space="preserve">Automation Frameworks &amp; Tools  </w:t>
+        <w:t xml:space="preserve">Languages  </w:t>
       </w:r>
       <w:r>
         <w:rPr>
@@ -247,57 +247,16 @@
           <w:highlight w:val="yellow"/>
           <w:highlightCs w:val="yellow"/>
         </w:rPr>
-        <w:t xml:space="preserve">Selenium WebDriver</w:t>
-      </w:r>
-      <w:r>
-        <w:rPr>
-          <w:rFonts w:ascii="Calibri" w:cs="Calibri" w:eastAsia="Calibri" w:hAnsi="Calibri"/>
-          <w:color w:val="3D4451"/>
-          <w:sz w:val="20"/>
-          <w:szCs w:val="20"/>
-        </w:rPr>
-        <w:t xml:space="preserve"> · Playwright · Cucumber (BDD) · TestNG · Page Object Model</w:t>
-      </w:r>
-    </w:p>
-    <w:p>
-      <w:pPr>
-        <w:spacing w:after="55" w:line="250"/>
-      </w:pPr>
-      <w:r>
-        <w:rPr>
-          <w:rFonts w:ascii="Calibri" w:cs="Calibri" w:eastAsia="Calibri" w:hAnsi="Calibri"/>
-          <w:b/>
-          <w:bCs/>
-          <w:color w:val="1A1A1A"/>
-          <w:sz w:val="20"/>
-          <w:szCs w:val="20"/>
-        </w:rPr>
-        <w:t xml:space="preserve">CI/CD &amp; Build Tools  </w:t>
-      </w:r>
-      <w:r>
-        <w:rPr>
-          <w:rFonts w:ascii="Calibri" w:cs="Calibri" w:eastAsia="Calibri" w:hAnsi="Calibri"/>
-          <w:color w:val="3D4451"/>
-          <w:sz w:val="20"/>
-          <w:szCs w:val="20"/>
-        </w:rPr>
-        <w:t xml:space="preserve">Jenkins · Gradle · Maven · Travis CI · Git · GitHub</w:t>
-      </w:r>
-    </w:p>
-    <w:p>
-      <w:pPr>
-        <w:spacing w:after="55" w:line="250"/>
-      </w:pPr>
-      <w:r>
-        <w:rPr>
-          <w:rFonts w:ascii="Calibri" w:cs="Calibri" w:eastAsia="Calibri" w:hAnsi="Calibri"/>
-          <w:b/>
-          <w:bCs/>
-          <w:color w:val="1A1A1A"/>
-          <w:sz w:val="20"/>
-          <w:szCs w:val="20"/>
-        </w:rPr>
-        <w:t xml:space="preserve">Languages  </w:t>
+        <w:t xml:space="preserve">Java</w:t>
+      </w:r>
+      <w:r>
+        <w:rPr>
+          <w:rFonts w:ascii="Calibri" w:cs="Calibri" w:eastAsia="Calibri" w:hAnsi="Calibri"/>
+          <w:color w:val="3D4451"/>
+          <w:sz w:val="20"/>
+          <w:szCs w:val="20"/>
+        </w:rPr>
+        <w:t xml:space="preserve"> · TypeScript · </w:t>
       </w:r>
       <w:r>
         <w:rPr>
@@ -308,16 +267,16 @@
           <w:highlight w:val="yellow"/>
           <w:highlightCs w:val="yellow"/>
         </w:rPr>
-        <w:t xml:space="preserve">Java</w:t>
-      </w:r>
-      <w:r>
-        <w:rPr>
-          <w:rFonts w:ascii="Calibri" w:cs="Calibri" w:eastAsia="Calibri" w:hAnsi="Calibri"/>
-          <w:color w:val="3D4451"/>
-          <w:sz w:val="20"/>
-          <w:szCs w:val="20"/>
-        </w:rPr>
-        <w:t xml:space="preserve"> · TypeScript · Python · PHP (Codeception)</w:t>
+        <w:t xml:space="preserve">Python</w:t>
+      </w:r>
+      <w:r>
+        <w:rPr>
+          <w:rFonts w:ascii="Calibri" w:cs="Calibri" w:eastAsia="Calibri" w:hAnsi="Calibri"/>
+          <w:color w:val="3D4451"/>
+          <w:sz w:val="20"/>
+          <w:szCs w:val="20"/>
+        </w:rPr>
+        <w:t xml:space="preserve"> · PHP (Codeception)</w:t>
       </w:r>
     </w:p>
     <w:p>
@@ -333,6 +292,100 @@
           <w:sz w:val="20"/>
           <w:szCs w:val="20"/>
         </w:rPr>
+        <w:t xml:space="preserve">Automation Frameworks &amp; Tools  </w:t>
+      </w:r>
+      <w:r>
+        <w:rPr>
+          <w:rFonts w:ascii="Calibri" w:cs="Calibri" w:eastAsia="Calibri" w:hAnsi="Calibri"/>
+          <w:color w:val="3D4451"/>
+          <w:sz w:val="20"/>
+          <w:szCs w:val="20"/>
+          <w:highlight w:val="yellow"/>
+          <w:highlightCs w:val="yellow"/>
+        </w:rPr>
+        <w:t xml:space="preserve">Selenium WebDriver</w:t>
+      </w:r>
+      <w:r>
+        <w:rPr>
+          <w:rFonts w:ascii="Calibri" w:cs="Calibri" w:eastAsia="Calibri" w:hAnsi="Calibri"/>
+          <w:color w:val="3D4451"/>
+          <w:sz w:val="20"/>
+          <w:szCs w:val="20"/>
+        </w:rPr>
+        <w:t xml:space="preserve"> · Playwright · Cucumber (BDD) · TestNG · Page Object Model · </w:t>
+      </w:r>
+      <w:r>
+        <w:rPr>
+          <w:rFonts w:ascii="Calibri" w:cs="Calibri" w:eastAsia="Calibri" w:hAnsi="Calibri"/>
+          <w:color w:val="3D4451"/>
+          <w:sz w:val="20"/>
+          <w:szCs w:val="20"/>
+          <w:highlight w:val="yellow"/>
+          <w:highlightCs w:val="yellow"/>
+        </w:rPr>
+        <w:t xml:space="preserve">Selenium Grid</w:t>
+      </w:r>
+    </w:p>
+    <w:p>
+      <w:pPr>
+        <w:spacing w:after="55" w:line="250"/>
+      </w:pPr>
+      <w:r>
+        <w:rPr>
+          <w:rFonts w:ascii="Calibri" w:cs="Calibri" w:eastAsia="Calibri" w:hAnsi="Calibri"/>
+          <w:b/>
+          <w:bCs/>
+          <w:color w:val="1A1A1A"/>
+          <w:sz w:val="20"/>
+          <w:szCs w:val="20"/>
+        </w:rPr>
+        <w:t xml:space="preserve">CI/CD, Build &amp; Cloud  </w:t>
+      </w:r>
+      <w:r>
+        <w:rPr>
+          <w:rFonts w:ascii="Calibri" w:cs="Calibri" w:eastAsia="Calibri" w:hAnsi="Calibri"/>
+          <w:color w:val="3D4451"/>
+          <w:sz w:val="20"/>
+          <w:szCs w:val="20"/>
+          <w:highlight w:val="yellow"/>
+          <w:highlightCs w:val="yellow"/>
+        </w:rPr>
+        <w:t xml:space="preserve">Jenkins</w:t>
+      </w:r>
+      <w:r>
+        <w:rPr>
+          <w:rFonts w:ascii="Calibri" w:cs="Calibri" w:eastAsia="Calibri" w:hAnsi="Calibri"/>
+          <w:color w:val="3D4451"/>
+          <w:sz w:val="20"/>
+          <w:szCs w:val="20"/>
+        </w:rPr>
+        <w:t xml:space="preserve"> · Gradle · Maven · Travis CI · Git · GitHub · </w:t>
+      </w:r>
+      <w:r>
+        <w:rPr>
+          <w:rFonts w:ascii="Calibri" w:cs="Calibri" w:eastAsia="Calibri" w:hAnsi="Calibri"/>
+          <w:color w:val="3D4451"/>
+          <w:sz w:val="20"/>
+          <w:szCs w:val="20"/>
+          <w:highlight w:val="yellow"/>
+          <w:highlightCs w:val="yellow"/>
+        </w:rPr>
+        <w:t xml:space="preserve">AWS</w:t>
+      </w:r>
+    </w:p>
+    <w:p>
+      <w:pPr>
+        <w:spacing w:after="55" w:line="250"/>
+      </w:pPr>
+      <w:r>
+        <w:rPr>
+          <w:rFonts w:ascii="Calibri" w:cs="Calibri" w:eastAsia="Calibri" w:hAnsi="Calibri"/>
+          <w:b/>
+          <w:bCs/>
+          <w:color w:val="1A1A1A"/>
+          <w:sz w:val="20"/>
+          <w:szCs w:val="20"/>
+        </w:rPr>
         <w:t xml:space="preserve">API &amp; Backend Testing  </w:t>
       </w:r>
       <w:r>
@@ -342,7 +395,18 @@
           <w:sz w:val="20"/>
           <w:szCs w:val="20"/>
         </w:rPr>
-        <w:t xml:space="preserve">REST Assured · Postman · Python API test scripts</w:t>
+        <w:t xml:space="preserve">REST Assured · Postman · </w:t>
+      </w:r>
+      <w:r>
+        <w:rPr>
+          <w:rFonts w:ascii="Calibri" w:cs="Calibri" w:eastAsia="Calibri" w:hAnsi="Calibri"/>
+          <w:color w:val="3D4451"/>
+          <w:sz w:val="20"/>
+          <w:szCs w:val="20"/>
+          <w:highlight w:val="yellow"/>
+          <w:highlightCs w:val="yellow"/>
+        </w:rPr>
+        <w:t xml:space="preserve">Python API test scripts</w:t>
       </w:r>
     </w:p>
     <w:p>
@@ -367,7 +431,27 @@
           <w:sz w:val="20"/>
           <w:szCs w:val="20"/>
         </w:rPr>
-        <w:t xml:space="preserve">TestRail · XRay · Jira · Agile Scrum · Kanban · Test Planning &amp; Case Design · Defect Tracking &amp; Reporting</w:t>
+        <w:t xml:space="preserve">TestRail · XRay · Jira · </w:t>
+      </w:r>
+      <w:r>
+        <w:rPr>
+          <w:rFonts w:ascii="Calibri" w:cs="Calibri" w:eastAsia="Calibri" w:hAnsi="Calibri"/>
+          <w:color w:val="3D4451"/>
+          <w:sz w:val="20"/>
+          <w:szCs w:val="20"/>
+          <w:highlight w:val="yellow"/>
+          <w:highlightCs w:val="yellow"/>
+        </w:rPr>
+        <w:t xml:space="preserve">Agile Scrum</w:t>
+      </w:r>
+      <w:r>
+        <w:rPr>
+          <w:rFonts w:ascii="Calibri" w:cs="Calibri" w:eastAsia="Calibri" w:hAnsi="Calibri"/>
+          <w:color w:val="3D4451"/>
+          <w:sz w:val="20"/>
+          <w:szCs w:val="20"/>
+        </w:rPr>
+        <w:t xml:space="preserve"> · Kanban · Test Planning &amp; Case Design · Defect Tracking &amp; Reporting · SDLC / STLC</w:t>
       </w:r>
     </w:p>
     <w:p>
@@ -383,6 +467,31 @@
           <w:sz w:val="20"/>
           <w:szCs w:val="20"/>
         </w:rPr>
+        <w:t xml:space="preserve">Platforms Tested  </w:t>
+      </w:r>
+      <w:r>
+        <w:rPr>
+          <w:rFonts w:ascii="Calibri" w:cs="Calibri" w:eastAsia="Calibri" w:hAnsi="Calibri"/>
+          <w:color w:val="3D4451"/>
+          <w:sz w:val="20"/>
+          <w:szCs w:val="20"/>
+        </w:rPr>
+        <w:t xml:space="preserve">Web (Chrome, Firefox, IE) · Windows Desktop · Android · iOS · Mobile / Tablet</w:t>
+      </w:r>
+    </w:p>
+    <w:p>
+      <w:pPr>
+        <w:spacing w:after="55" w:line="250"/>
+      </w:pPr>
+      <w:r>
+        <w:rPr>
+          <w:rFonts w:ascii="Calibri" w:cs="Calibri" w:eastAsia="Calibri" w:hAnsi="Calibri"/>
+          <w:b/>
+          <w:bCs/>
+          <w:color w:val="1A1A1A"/>
+          <w:sz w:val="20"/>
+          <w:szCs w:val="20"/>
+        </w:rPr>
         <w:t xml:space="preserve">Domain Exposure  </w:t>
       </w:r>
       <w:r>
@@ -393,6 +502,120 @@
           <w:szCs w:val="20"/>
         </w:rPr>
         <w:t xml:space="preserve">Automotive Infotainment Systems (VW) · E-commerce Platforms (Magento) · Enterprise Web Applications</w:t>
+      </w:r>
+    </w:p>
+    <w:p>
+      <w:pPr>
+        <w:spacing w:after="55" w:line="250"/>
+      </w:pPr>
+      <w:r>
+        <w:rPr>
+          <w:rFonts w:ascii="Calibri" w:cs="Calibri" w:eastAsia="Calibri" w:hAnsi="Calibri"/>
+          <w:b/>
+          <w:bCs/>
+          <w:color w:val="B02A1F"/>
+          <w:sz w:val="20"/>
+          <w:szCs w:val="20"/>
+        </w:rPr>
+        <w:t xml:space="preserve">[Gate skills — fill or delete this row]</w:t>
+      </w:r>
+      <w:r>
+        <w:rPr>
+          <w:rFonts w:ascii="Calibri" w:cs="Calibri" w:eastAsia="Calibri" w:hAnsi="Calibri"/>
+          <w:b/>
+          <w:bCs/>
+          <w:color w:val="1A1A1A"/>
+          <w:sz w:val="20"/>
+          <w:szCs w:val="20"/>
+        </w:rPr>
+        <w:t xml:space="preserve">  </w:t>
+      </w:r>
+      <w:r>
+        <w:rPr>
+          <w:rFonts w:ascii="Calibri" w:cs="Calibri" w:eastAsia="Calibri" w:hAnsi="Calibri"/>
+          <w:b/>
+          <w:bCs/>
+          <w:color w:val="B02A1F"/>
+          <w:sz w:val="20"/>
+          <w:szCs w:val="20"/>
+        </w:rPr>
+        <w:t xml:space="preserve">[ETL / ELT Pipeline Testing]</w:t>
+      </w:r>
+      <w:r>
+        <w:rPr>
+          <w:rFonts w:ascii="Calibri" w:cs="Calibri" w:eastAsia="Calibri" w:hAnsi="Calibri"/>
+          <w:color w:val="3D4451"/>
+          <w:sz w:val="20"/>
+          <w:szCs w:val="20"/>
+        </w:rPr>
+        <w:t xml:space="preserve"> · </w:t>
+      </w:r>
+      <w:r>
+        <w:rPr>
+          <w:rFonts w:ascii="Calibri" w:cs="Calibri" w:eastAsia="Calibri" w:hAnsi="Calibri"/>
+          <w:b/>
+          <w:bCs/>
+          <w:color w:val="B02A1F"/>
+          <w:sz w:val="20"/>
+          <w:szCs w:val="20"/>
+        </w:rPr>
+        <w:t xml:space="preserve">[SQL &amp; Data Quality Validation]</w:t>
+      </w:r>
+      <w:r>
+        <w:rPr>
+          <w:rFonts w:ascii="Calibri" w:cs="Calibri" w:eastAsia="Calibri" w:hAnsi="Calibri"/>
+          <w:color w:val="3D4451"/>
+          <w:sz w:val="20"/>
+          <w:szCs w:val="20"/>
+        </w:rPr>
+        <w:t xml:space="preserve"> · </w:t>
+      </w:r>
+      <w:r>
+        <w:rPr>
+          <w:rFonts w:ascii="Calibri" w:cs="Calibri" w:eastAsia="Calibri" w:hAnsi="Calibri"/>
+          <w:b/>
+          <w:bCs/>
+          <w:color w:val="B02A1F"/>
+          <w:sz w:val="20"/>
+          <w:szCs w:val="20"/>
+        </w:rPr>
+        <w:t xml:space="preserve">[PyTest]</w:t>
+      </w:r>
+      <w:r>
+        <w:rPr>
+          <w:rFonts w:ascii="Calibri" w:cs="Calibri" w:eastAsia="Calibri" w:hAnsi="Calibri"/>
+          <w:color w:val="3D4451"/>
+          <w:sz w:val="20"/>
+          <w:szCs w:val="20"/>
+        </w:rPr>
+        <w:t xml:space="preserve"> · </w:t>
+      </w:r>
+      <w:r>
+        <w:rPr>
+          <w:rFonts w:ascii="Calibri" w:cs="Calibri" w:eastAsia="Calibri" w:hAnsi="Calibri"/>
+          <w:b/>
+          <w:bCs/>
+          <w:color w:val="B02A1F"/>
+          <w:sz w:val="20"/>
+          <w:szCs w:val="20"/>
+        </w:rPr>
+        <w:t xml:space="preserve">[Azure DevOps]</w:t>
+      </w:r>
+    </w:p>
+    <w:p>
+      <w:pPr>
+        <w:spacing w:after="60" w:before="60" w:line="240"/>
+      </w:pPr>
+      <w:r>
+        <w:rPr>
+          <w:rFonts w:ascii="Calibri" w:cs="Calibri" w:eastAsia="Calibri" w:hAnsi="Calibri"/>
+          <w:i/>
+          <w:iCs/>
+          <w:color w:val="B02A1F"/>
+          <w:sz w:val="17"/>
+          <w:szCs w:val="17"/>
+        </w:rPr>
+        <w:t xml:space="preserve">FILL-IN RULE — every item in the bracketed row above is named by this job description but is not evidenced anywhere in your source resume. Keep only what you have genuinely shipped with and could be questioned on for twenty minutes; delete the rest, then delete the row label itself. Do not soften an entry to "exposure to".</w:t>
       </w:r>
     </w:p>
     <w:p>
@@ -540,7 +763,7 @@
           <w:sz w:val="20"/>
           <w:szCs w:val="20"/>
         </w:rPr>
-        <w:t xml:space="preserve">Use Gradle as the build management tool and Jenkins for </w:t>
+        <w:t xml:space="preserve">Use Gradle as the build management tool and </w:t>
       </w:r>
       <w:r>
         <w:rPr>
@@ -551,6 +774,26 @@
           <w:highlight w:val="yellow"/>
           <w:highlightCs w:val="yellow"/>
         </w:rPr>
+        <w:t xml:space="preserve">Jenkins</w:t>
+      </w:r>
+      <w:r>
+        <w:rPr>
+          <w:rFonts w:ascii="Calibri" w:cs="Calibri" w:eastAsia="Calibri" w:hAnsi="Calibri"/>
+          <w:color w:val="3D4451"/>
+          <w:sz w:val="20"/>
+          <w:szCs w:val="20"/>
+        </w:rPr>
+        <w:t xml:space="preserve"> for </w:t>
+      </w:r>
+      <w:r>
+        <w:rPr>
+          <w:rFonts w:ascii="Calibri" w:cs="Calibri" w:eastAsia="Calibri" w:hAnsi="Calibri"/>
+          <w:color w:val="3D4451"/>
+          <w:sz w:val="20"/>
+          <w:szCs w:val="20"/>
+          <w:highlight w:val="yellow"/>
+          <w:highlightCs w:val="yellow"/>
+        </w:rPr>
         <w:t xml:space="preserve">CI/CD</w:t>
       </w:r>
       <w:r>
@@ -579,6 +822,65 @@
           <w:sz w:val="20"/>
           <w:szCs w:val="20"/>
         </w:rPr>
+        <w:t xml:space="preserve">Follow </w:t>
+      </w:r>
+      <w:r>
+        <w:rPr>
+          <w:rFonts w:ascii="Calibri" w:cs="Calibri" w:eastAsia="Calibri" w:hAnsi="Calibri"/>
+          <w:color w:val="3D4451"/>
+          <w:sz w:val="20"/>
+          <w:szCs w:val="20"/>
+          <w:highlight w:val="yellow"/>
+          <w:highlightCs w:val="yellow"/>
+        </w:rPr>
+        <w:t xml:space="preserve">Scrum</w:t>
+      </w:r>
+      <w:r>
+        <w:rPr>
+          <w:rFonts w:ascii="Calibri" w:cs="Calibri" w:eastAsia="Calibri" w:hAnsi="Calibri"/>
+          <w:color w:val="3D4451"/>
+          <w:sz w:val="20"/>
+          <w:szCs w:val="20"/>
+        </w:rPr>
+        <w:t xml:space="preserve"> </w:t>
+      </w:r>
+      <w:r>
+        <w:rPr>
+          <w:rFonts w:ascii="Calibri" w:cs="Calibri" w:eastAsia="Calibri" w:hAnsi="Calibri"/>
+          <w:color w:val="3D4451"/>
+          <w:sz w:val="20"/>
+          <w:szCs w:val="20"/>
+          <w:highlight w:val="yellow"/>
+          <w:highlightCs w:val="yellow"/>
+        </w:rPr>
+        <w:t xml:space="preserve">Agile</w:t>
+      </w:r>
+      <w:r>
+        <w:rPr>
+          <w:rFonts w:ascii="Calibri" w:cs="Calibri" w:eastAsia="Calibri" w:hAnsi="Calibri"/>
+          <w:color w:val="3D4451"/>
+          <w:sz w:val="20"/>
+          <w:szCs w:val="20"/>
+        </w:rPr>
+        <w:t xml:space="preserve"> methodology across the team, collaborating with cross-functional teams to reproduce reported bugs and mentoring junior engineers.</w:t>
+      </w:r>
+    </w:p>
+    <w:p>
+      <w:pPr>
+        <w:pStyle w:val="ListParagraph"/>
+        <w:numPr>
+          <w:ilvl w:val="0"/>
+          <w:numId w:val="2"/>
+        </w:numPr>
+        <w:spacing w:after="55" w:line="250"/>
+      </w:pPr>
+      <w:r>
+        <w:rPr>
+          <w:rFonts w:ascii="Calibri" w:cs="Calibri" w:eastAsia="Calibri" w:hAnsi="Calibri"/>
+          <w:color w:val="3D4451"/>
+          <w:sz w:val="20"/>
+          <w:szCs w:val="20"/>
+        </w:rPr>
         <w:t xml:space="preserve">Develop and maintain a test automation framework for web applications using Playwright with TypeScript.</w:t>
       </w:r>
     </w:p>
@@ -618,25 +920,6 @@
           <w:szCs w:val="20"/>
         </w:rPr>
         <w:t xml:space="preserve">Write and maintain test cases for Zertificon applications in the TestRail test case management tool.</w:t>
-      </w:r>
-    </w:p>
-    <w:p>
-      <w:pPr>
-        <w:pStyle w:val="ListParagraph"/>
-        <w:numPr>
-          <w:ilvl w:val="0"/>
-          <w:numId w:val="2"/>
-        </w:numPr>
-        <w:spacing w:after="55" w:line="250"/>
-      </w:pPr>
-      <w:r>
-        <w:rPr>
-          <w:rFonts w:ascii="Calibri" w:cs="Calibri" w:eastAsia="Calibri" w:hAnsi="Calibri"/>
-          <w:color w:val="3D4451"/>
-          <w:sz w:val="20"/>
-          <w:szCs w:val="20"/>
-        </w:rPr>
-        <w:t xml:space="preserve">Follow Scrum Agile methodology across the team, collaborating with cross-functional teams to reproduce reported bugs and mentoring junior engineers.</w:t>
       </w:r>
     </w:p>
     <w:p>
@@ -743,6 +1026,25 @@
           <w:sz w:val="20"/>
           <w:szCs w:val="20"/>
         </w:rPr>
+        <w:t xml:space="preserve">Followed Scrum and Kanban Agile methodology, managing test case preparation, execution, defect tracking, and reporting for the team.</w:t>
+      </w:r>
+    </w:p>
+    <w:p>
+      <w:pPr>
+        <w:pStyle w:val="ListParagraph"/>
+        <w:numPr>
+          <w:ilvl w:val="0"/>
+          <w:numId w:val="2"/>
+        </w:numPr>
+        <w:spacing w:after="55" w:line="250"/>
+      </w:pPr>
+      <w:r>
+        <w:rPr>
+          <w:rFonts w:ascii="Calibri" w:cs="Calibri" w:eastAsia="Calibri" w:hAnsi="Calibri"/>
+          <w:color w:val="3D4451"/>
+          <w:sz w:val="20"/>
+          <w:szCs w:val="20"/>
+        </w:rPr>
         <w:t xml:space="preserve">Owned testing of the Volkswagen in-car infotainment app "We Experience" for the VW Passat and VW Golf as the sole QA resource on the product.</w:t>
       </w:r>
     </w:p>
@@ -801,25 +1103,6 @@
           <w:szCs w:val="20"/>
         </w:rPr>
         <w:t xml:space="preserve">Wrote test cases for the infotainment car application in the XRay test case management tool and produced daily and weekly status reports.</w:t>
-      </w:r>
-    </w:p>
-    <w:p>
-      <w:pPr>
-        <w:pStyle w:val="ListParagraph"/>
-        <w:numPr>
-          <w:ilvl w:val="0"/>
-          <w:numId w:val="2"/>
-        </w:numPr>
-        <w:spacing w:after="55" w:line="250"/>
-      </w:pPr>
-      <w:r>
-        <w:rPr>
-          <w:rFonts w:ascii="Calibri" w:cs="Calibri" w:eastAsia="Calibri" w:hAnsi="Calibri"/>
-          <w:color w:val="3D4451"/>
-          <w:sz w:val="20"/>
-          <w:szCs w:val="20"/>
-        </w:rPr>
-        <w:t xml:space="preserve">Followed Scrum and Kanban Agile methodology, managing test case preparation, execution, defect tracking, and reporting for the team.</w:t>
       </w:r>
     </w:p>
     <w:p>
@@ -907,6 +1190,83 @@
           <w:sz w:val="20"/>
           <w:szCs w:val="20"/>
         </w:rPr>
+        <w:t xml:space="preserve">Developed automation scripts using TestNG and ran automated test suites in Jenkins.</w:t>
+      </w:r>
+    </w:p>
+    <w:p>
+      <w:pPr>
+        <w:pStyle w:val="ListParagraph"/>
+        <w:numPr>
+          <w:ilvl w:val="0"/>
+          <w:numId w:val="2"/>
+        </w:numPr>
+        <w:spacing w:after="55" w:line="250"/>
+      </w:pPr>
+      <w:r>
+        <w:rPr>
+          <w:rFonts w:ascii="Calibri" w:cs="Calibri" w:eastAsia="Calibri" w:hAnsi="Calibri"/>
+          <w:color w:val="3D4451"/>
+          <w:sz w:val="20"/>
+          <w:szCs w:val="20"/>
+        </w:rPr>
+        <w:t xml:space="preserve">Used Git for version control and worked within </w:t>
+      </w:r>
+      <w:r>
+        <w:rPr>
+          <w:rFonts w:ascii="Calibri" w:cs="Calibri" w:eastAsia="Calibri" w:hAnsi="Calibri"/>
+          <w:color w:val="3D4451"/>
+          <w:sz w:val="20"/>
+          <w:szCs w:val="20"/>
+          <w:highlight w:val="yellow"/>
+          <w:highlightCs w:val="yellow"/>
+        </w:rPr>
+        <w:t xml:space="preserve">AWS</w:t>
+      </w:r>
+      <w:r>
+        <w:rPr>
+          <w:rFonts w:ascii="Calibri" w:cs="Calibri" w:eastAsia="Calibri" w:hAnsi="Calibri"/>
+          <w:color w:val="3D4451"/>
+          <w:sz w:val="20"/>
+          <w:szCs w:val="20"/>
+        </w:rPr>
+        <w:t xml:space="preserve"> infrastructure.</w:t>
+      </w:r>
+    </w:p>
+    <w:p>
+      <w:pPr>
+        <w:pStyle w:val="ListParagraph"/>
+        <w:numPr>
+          <w:ilvl w:val="0"/>
+          <w:numId w:val="2"/>
+        </w:numPr>
+        <w:spacing w:after="55" w:line="250"/>
+      </w:pPr>
+      <w:r>
+        <w:rPr>
+          <w:rFonts w:ascii="Calibri" w:cs="Calibri" w:eastAsia="Calibri" w:hAnsi="Calibri"/>
+          <w:color w:val="3D4451"/>
+          <w:sz w:val="20"/>
+          <w:szCs w:val="20"/>
+        </w:rPr>
+        <w:t xml:space="preserve">Performed the complete testing lifecycle — regression testing of fixed bugs and new builds, sanity testing, and user testing — following Scrum and Kanban.</w:t>
+      </w:r>
+    </w:p>
+    <w:p>
+      <w:pPr>
+        <w:pStyle w:val="ListParagraph"/>
+        <w:numPr>
+          <w:ilvl w:val="0"/>
+          <w:numId w:val="2"/>
+        </w:numPr>
+        <w:spacing w:after="55" w:line="250"/>
+      </w:pPr>
+      <w:r>
+        <w:rPr>
+          <w:rFonts w:ascii="Calibri" w:cs="Calibri" w:eastAsia="Calibri" w:hAnsi="Calibri"/>
+          <w:color w:val="3D4451"/>
+          <w:sz w:val="20"/>
+          <w:szCs w:val="20"/>
+        </w:rPr>
         <w:t xml:space="preserve">Owned testing for all 13 e-commerce shops across Europe as the sole QA engineer.</w:t>
       </w:r>
     </w:p>
@@ -926,25 +1286,6 @@
           <w:sz w:val="20"/>
           <w:szCs w:val="20"/>
         </w:rPr>
-        <w:t xml:space="preserve">Developed automation scripts using TestNG and ran automated test suites in Jenkins.</w:t>
-      </w:r>
-    </w:p>
-    <w:p>
-      <w:pPr>
-        <w:pStyle w:val="ListParagraph"/>
-        <w:numPr>
-          <w:ilvl w:val="0"/>
-          <w:numId w:val="2"/>
-        </w:numPr>
-        <w:spacing w:after="55" w:line="250"/>
-      </w:pPr>
-      <w:r>
-        <w:rPr>
-          <w:rFonts w:ascii="Calibri" w:cs="Calibri" w:eastAsia="Calibri" w:hAnsi="Calibri"/>
-          <w:color w:val="3D4451"/>
-          <w:sz w:val="20"/>
-          <w:szCs w:val="20"/>
-        </w:rPr>
         <w:t xml:space="preserve">Wrote automated test scripts using Codeception in PHP.</w:t>
       </w:r>
     </w:p>
@@ -1003,44 +1344,6 @@
           <w:szCs w:val="20"/>
         </w:rPr>
         <w:t xml:space="preserve">Tested backend Magento e-commerce modules and deployed features to test servers for manual and automated testing.</w:t>
-      </w:r>
-    </w:p>
-    <w:p>
-      <w:pPr>
-        <w:pStyle w:val="ListParagraph"/>
-        <w:numPr>
-          <w:ilvl w:val="0"/>
-          <w:numId w:val="2"/>
-        </w:numPr>
-        <w:spacing w:after="55" w:line="250"/>
-      </w:pPr>
-      <w:r>
-        <w:rPr>
-          <w:rFonts w:ascii="Calibri" w:cs="Calibri" w:eastAsia="Calibri" w:hAnsi="Calibri"/>
-          <w:color w:val="3D4451"/>
-          <w:sz w:val="20"/>
-          <w:szCs w:val="20"/>
-        </w:rPr>
-        <w:t xml:space="preserve">Used Git for version control and worked within AWS infrastructure.</w:t>
-      </w:r>
-    </w:p>
-    <w:p>
-      <w:pPr>
-        <w:pStyle w:val="ListParagraph"/>
-        <w:numPr>
-          <w:ilvl w:val="0"/>
-          <w:numId w:val="2"/>
-        </w:numPr>
-        <w:spacing w:after="55" w:line="250"/>
-      </w:pPr>
-      <w:r>
-        <w:rPr>
-          <w:rFonts w:ascii="Calibri" w:cs="Calibri" w:eastAsia="Calibri" w:hAnsi="Calibri"/>
-          <w:color w:val="3D4451"/>
-          <w:sz w:val="20"/>
-          <w:szCs w:val="20"/>
-        </w:rPr>
-        <w:t xml:space="preserve">Performed the complete testing lifecycle — regression testing of fixed bugs and new builds, sanity testing, and user testing — following Scrum and Kanban.</w:t>
       </w:r>
     </w:p>
     <w:p>
@@ -1109,7 +1412,46 @@
           <w:sz w:val="20"/>
           <w:szCs w:val="20"/>
         </w:rPr>
-        <w:t xml:space="preserve">Designed a test automation framework using Selenium with Python in the Page Object Model pattern.</w:t>
+        <w:t xml:space="preserve">Designed a test automation framework using Selenium with </w:t>
+      </w:r>
+      <w:r>
+        <w:rPr>
+          <w:rFonts w:ascii="Calibri" w:cs="Calibri" w:eastAsia="Calibri" w:hAnsi="Calibri"/>
+          <w:color w:val="3D4451"/>
+          <w:sz w:val="20"/>
+          <w:szCs w:val="20"/>
+          <w:highlight w:val="yellow"/>
+          <w:highlightCs w:val="yellow"/>
+        </w:rPr>
+        <w:t xml:space="preserve">Python</w:t>
+      </w:r>
+      <w:r>
+        <w:rPr>
+          <w:rFonts w:ascii="Calibri" w:cs="Calibri" w:eastAsia="Calibri" w:hAnsi="Calibri"/>
+          <w:color w:val="3D4451"/>
+          <w:sz w:val="20"/>
+          <w:szCs w:val="20"/>
+        </w:rPr>
+        <w:t xml:space="preserve"> in the Page Object Model pattern.</w:t>
+      </w:r>
+    </w:p>
+    <w:p>
+      <w:pPr>
+        <w:pStyle w:val="ListParagraph"/>
+        <w:numPr>
+          <w:ilvl w:val="0"/>
+          <w:numId w:val="2"/>
+        </w:numPr>
+        <w:spacing w:after="55" w:line="250"/>
+      </w:pPr>
+      <w:r>
+        <w:rPr>
+          <w:rFonts w:ascii="Calibri" w:cs="Calibri" w:eastAsia="Calibri" w:hAnsi="Calibri"/>
+          <w:color w:val="3D4451"/>
+          <w:sz w:val="20"/>
+          <w:szCs w:val="20"/>
+        </w:rPr>
+        <w:t xml:space="preserve">Wrote automated test scripts for APIs in Python and tested APIs using Postman.</w:t>
       </w:r>
     </w:p>
     <w:p>
@@ -1129,25 +1471,6 @@
           <w:szCs w:val="20"/>
         </w:rPr>
         <w:t xml:space="preserve">Ran Selenium automation scripts using Selenium Grid and performed the complete testing lifecycle — regression, sanity, and user testing — following Agile Scrum.</w:t>
-      </w:r>
-    </w:p>
-    <w:p>
-      <w:pPr>
-        <w:pStyle w:val="ListParagraph"/>
-        <w:numPr>
-          <w:ilvl w:val="0"/>
-          <w:numId w:val="2"/>
-        </w:numPr>
-        <w:spacing w:after="55" w:line="250"/>
-      </w:pPr>
-      <w:r>
-        <w:rPr>
-          <w:rFonts w:ascii="Calibri" w:cs="Calibri" w:eastAsia="Calibri" w:hAnsi="Calibri"/>
-          <w:color w:val="3D4451"/>
-          <w:sz w:val="20"/>
-          <w:szCs w:val="20"/>
-        </w:rPr>
-        <w:t xml:space="preserve">Wrote automated test scripts for APIs in Python and tested APIs using Postman.</w:t>
       </w:r>
     </w:p>
     <w:p>
